--- a/docs/manuscripts/SDCP_DFT_methods_TableS1.docx
+++ b/docs/manuscripts/SDCP_DFT_methods_TableS1.docx
@@ -56,7 +56,7 @@
           <w:sz w:val="20"/>
           <w:szCs w:val="20"/>
         </w:rPr>
-        <w:t xml:space="preserve">: Spin-polarised density functional theory (DFT) calculations were performed with Quantum ESPRESSO [ref] using the Perdew–Burke–Ernzerhof functional with Grimme D3 dispersion and a Hubbard correction of </w:t>
+        <w:t xml:space="preserve">: Spin-polarised density functional theory (DFT) calculations were performed with Quantum ESPRESSO [ref] using the Perdew–Burke–Ernzerhof functional, Grimme D3 dispersion, and a Hubbard correction of </w:t>
       </w:r>
       <w:r>
         <w:rPr>
@@ -121,7 +121,7 @@
           <w:sz w:val="20"/>
           <w:szCs w:val="20"/>
         </w:rPr>
-        <w:t xml:space="preserve"> Ry. The NCM811 surface was represented by an antiferromagnetic LiNiO</w:t>
+        <w:t xml:space="preserve"> Ry. The NCM811 surface was modelled as an antiferromagnetic LiNiO</w:t>
       </w:r>
       <w:r>
         <w:rPr>
@@ -142,7 +142,7 @@
           <w:sz w:val="20"/>
           <w:szCs w:val="20"/>
         </w:rPr>
-        <w:t xml:space="preserve">(104) slab (1 × 4, four layers, 192 atoms, 18.27 × 11.51 Å in plane) sampled with a Γ-centred 2 × 3 × 1 mesh and a dipole correction along the surface normal; more than 15 Å of vacuum separated the adsorbate from its periodic image. SDCP was represented by its sulfonate-functionalised EDOT repeat unit (C</w:t>
+        <w:t xml:space="preserve">(104) slab (1 × 4, four layers, 192 atoms, 18.27 × 11.51 Å in plane) with more than 15 Å of vacuum, sampled with a Γ-centred 2 × 3 × 1 mesh and a dipole correction along the surface normal. SDCP was represented by its sulfonate-functionalised EDOT repeat unit (C</w:t>
       </w:r>
       <w:r>
         <w:rPr>
@@ -352,7 +352,7 @@
           <w:sz w:val="20"/>
           <w:szCs w:val="20"/>
         </w:rPr>
-        <w:t xml:space="preserve"> segment. Adsorption configurations were pre-screened over seven surface sites and 48 molecular orientations with a universal machine-learned interatomic potential [ref], and the lowest-energy configuration on each of the surface Li and Ni sites was rescored by DFT. Gas-phase references were relaxed at the Γ point in the same cell until residual forces fell below 1 × 10</w:t>
+        <w:t xml:space="preserve"> segment. Adsorption configurations were pre-screened over seven surface sites and 48 molecular orientations with a machine-learned interatomic potential [ref], and the lowest-energy configuration of each species on the surface Li and Ni sites was evaluated by DFT. Gas-phase references were relaxed at the Γ point in the same cell until residual forces fell below 1 × 10</w:t>
       </w:r>
       <w:r>
         <w:rPr>
@@ -394,7 +394,7 @@
           <w:sz w:val="20"/>
           <w:szCs w:val="20"/>
         </w:rPr>
-        <w:t xml:space="preserve">, and the box size was increased by 20 and 24 Å to confirm convergence. Adsorption energies were evaluated as </w:t>
+        <w:t xml:space="preserve">, with the box padding increased from 20 to 24 Å to confirm convergence. Adsorption energies were obtained as </w:t>
       </w:r>
       <w:r>
         <w:rPr>
@@ -493,40 +493,7 @@
           <w:sz w:val="20"/>
           <w:szCs w:val="20"/>
         </w:rPr>
-        <w:t xml:space="preserve">(molecule), with all three terms obtained with identical settings and the same antiferromagnetic configuration. Because the adsorbed complexes were evaluated as single points on the machine-learned-potential geometries, the reported </w:t>
-      </w:r>
-      <w:r>
-        <w:rPr>
-          <w:rFonts w:ascii="Times New Roman" w:cs="Times New Roman" w:eastAsia="Times New Roman" w:hAnsi="Times New Roman"/>
-          <w:b w:val="false"/>
-          <w:bCs w:val="false"/>
-          <w:i/>
-          <w:iCs/>
-          <w:sz w:val="20"/>
-          <w:szCs w:val="20"/>
-        </w:rPr>
-        <w:t xml:space="preserve">E</w:t>
-      </w:r>
-      <w:r>
-        <w:rPr>
-          <w:rFonts w:ascii="Times New Roman" w:cs="Times New Roman" w:eastAsia="Times New Roman" w:hAnsi="Times New Roman"/>
-          <w:b w:val="false"/>
-          <w:bCs w:val="false"/>
-          <w:sz w:val="20"/>
-          <w:szCs w:val="20"/>
-          <w:vertAlign w:val="subscript"/>
-        </w:rPr>
-        <w:t xml:space="preserve">ads</w:t>
-      </w:r>
-      <w:r>
-        <w:rPr>
-          <w:rFonts w:ascii="Times New Roman" w:cs="Times New Roman" w:eastAsia="Times New Roman" w:hAnsi="Times New Roman"/>
-          <w:b w:val="false"/>
-          <w:bCs w:val="false"/>
-          <w:sz w:val="20"/>
-          <w:szCs w:val="20"/>
-        </w:rPr>
-        <w:t xml:space="preserve"> values do not include DFT relaxation of the adsorbed complex.</w:t>
+        <w:t xml:space="preserve">(molecule), with all three terms computed with identical settings and the same antiferromagnetic configuration.</w:t>
       </w:r>
     </w:p>
     <w:p>
@@ -4760,6 +4727,17 @@
               </w:rPr>
               <w:t xml:space="preserve">(molecule)</w:t>
             </w:r>
+            <w:r>
+              <w:rPr>
+                <w:rFonts w:ascii="Times New Roman" w:cs="Times New Roman" w:eastAsia="Times New Roman" w:hAnsi="Times New Roman"/>
+                <w:b w:val="false"/>
+                <w:bCs w:val="false"/>
+                <w:sz w:val="18"/>
+                <w:szCs w:val="18"/>
+                <w:vertAlign w:val="superscript"/>
+              </w:rPr>
+              <w:t xml:space="preserve">a</w:t>
+            </w:r>
           </w:p>
         </w:tc>
         <w:tc>
@@ -4832,8 +4810,19 @@
           <w:bCs w:val="false"/>
           <w:sz w:val="16"/>
           <w:szCs w:val="16"/>
-        </w:rPr>
-        <w:t xml:space="preserve">Adsorption energies are single-point energies evaluated on machine-learned-potential geometries and therefore do not include DFT relaxation of the adsorbed complex. The </w:t>
+          <w:vertAlign w:val="superscript"/>
+        </w:rPr>
+        <w:t xml:space="preserve">a</w:t>
+      </w:r>
+      <w:r>
+        <w:rPr>
+          <w:rFonts w:ascii="Times New Roman" w:cs="Times New Roman" w:eastAsia="Times New Roman" w:hAnsi="Times New Roman"/>
+          <w:b w:val="false"/>
+          <w:bCs w:val="false"/>
+          <w:sz w:val="16"/>
+          <w:szCs w:val="16"/>
+        </w:rPr>
+        <w:t xml:space="preserve"> Adsorption energies are single-point DFT energies evaluated on the pre-screened adsorption geometries; the adsorbed complexes were not relaxed at the DFT level. The </w:t>
       </w:r>
       <w:r>
         <w:rPr>
@@ -4899,6 +4888,98 @@
         </w:rPr>
         <w:t xml:space="preserve"> and self-doped SDCP systems; the remaining systems use the same mesh.</w:t>
       </w:r>
+    </w:p>
+    <w:p>
+      <w:pPr>
+        <w:spacing w:after="80" w:before="0" w:line="300"/>
+      </w:pPr>
+      <w:r>
+        <w:rPr>
+          <w:rFonts w:ascii="Times New Roman" w:cs="Times New Roman" w:eastAsia="Times New Roman" w:hAnsi="Times New Roman"/>
+          <w:b/>
+          <w:bCs/>
+          <w:sz w:val="18"/>
+          <w:szCs w:val="18"/>
+        </w:rPr>
+        <w:t xml:space="preserve">Figure captions (DFT panels)</w:t>
+      </w:r>
+    </w:p>
+    <w:p>
+      <w:pPr>
+        <w:spacing w:after="60" w:before="0" w:line="300"/>
+      </w:pPr>
+      <w:r>
+        <w:rPr>
+          <w:rFonts w:ascii="Times New Roman" w:cs="Times New Roman" w:eastAsia="Times New Roman" w:hAnsi="Times New Roman"/>
+          <w:b w:val="false"/>
+          <w:bCs w:val="false"/>
+          <w:sz w:val="17"/>
+          <w:szCs w:val="17"/>
+        </w:rPr>
+        <w:t xml:space="preserve">Figure 2e. Calculated adsorption energies of the SDCP repeat unit and a PTFE segment on the LiNiO</w:t>
+      </w:r>
+      <w:r>
+        <w:rPr>
+          <w:rFonts w:ascii="Times New Roman" w:cs="Times New Roman" w:eastAsia="Times New Roman" w:hAnsi="Times New Roman"/>
+          <w:b w:val="false"/>
+          <w:bCs w:val="false"/>
+          <w:sz w:val="17"/>
+          <w:szCs w:val="17"/>
+          <w:vertAlign w:val="subscript"/>
+        </w:rPr>
+        <w:t xml:space="preserve">2</w:t>
+      </w:r>
+      <w:r>
+        <w:rPr>
+          <w:rFonts w:ascii="Times New Roman" w:cs="Times New Roman" w:eastAsia="Times New Roman" w:hAnsi="Times New Roman"/>
+          <w:b w:val="false"/>
+          <w:bCs w:val="false"/>
+          <w:sz w:val="17"/>
+          <w:szCs w:val="17"/>
+        </w:rPr>
+        <w:t xml:space="preserve">(104) surface. ⟨values to be inserted⟩</w:t>
+      </w:r>
+    </w:p>
+    <w:p>
+      <w:pPr>
+        <w:spacing w:after="60" w:before="0" w:line="300"/>
+      </w:pPr>
+      <w:r>
+        <w:rPr>
+          <w:rFonts w:ascii="Times New Roman" w:cs="Times New Roman" w:eastAsia="Times New Roman" w:hAnsi="Times New Roman"/>
+          <w:b w:val="false"/>
+          <w:bCs w:val="false"/>
+          <w:sz w:val="17"/>
+          <w:szCs w:val="17"/>
+        </w:rPr>
+        <w:t xml:space="preserve">Figure S3. Computational models used for the DFT calculations: the LiNiO</w:t>
+      </w:r>
+      <w:r>
+        <w:rPr>
+          <w:rFonts w:ascii="Times New Roman" w:cs="Times New Roman" w:eastAsia="Times New Roman" w:hAnsi="Times New Roman"/>
+          <w:b w:val="false"/>
+          <w:bCs w:val="false"/>
+          <w:sz w:val="17"/>
+          <w:szCs w:val="17"/>
+          <w:vertAlign w:val="subscript"/>
+        </w:rPr>
+        <w:t xml:space="preserve">2</w:t>
+      </w:r>
+      <w:r>
+        <w:rPr>
+          <w:rFonts w:ascii="Times New Roman" w:cs="Times New Roman" w:eastAsia="Times New Roman" w:hAnsi="Times New Roman"/>
+          <w:b w:val="false"/>
+          <w:bCs w:val="false"/>
+          <w:sz w:val="17"/>
+          <w:szCs w:val="17"/>
+        </w:rPr>
+        <w:t xml:space="preserve">(104) slab and the adsorbed SDCP (neutral and self-doped) and PTFE segments.</w:t>
+      </w:r>
+    </w:p>
+    <w:p>
+      <w:pPr>
+        <w:spacing w:after="140" w:before="0" w:line="300"/>
+      </w:pPr>
     </w:p>
     <w:p>
       <w:pPr>

--- a/docs/manuscripts/SDCP_DFT_methods_TableS1.docx
+++ b/docs/manuscripts/SDCP_DFT_methods_TableS1.docx
@@ -29,7 +29,490 @@
           <w:sz w:val="17"/>
           <w:szCs w:val="17"/>
         </w:rPr>
-        <w:t xml:space="preserve">Insert after the “Discrete element method” paragraph, replacing the placeholder “Computational details: DFT”.</w:t>
+        <w:t xml:space="preserve">Insert after the “Discrete element method” paragraph, replacing the placeholder “Computational details: DFT”. Equations (1) and (2) are already used by the discrete-element section, so the adsorption-energy expression is numbered (3).</w:t>
+      </w:r>
+    </w:p>
+    <w:p>
+      <w:pPr>
+        <w:spacing w:after="0" w:before="0" w:line="360"/>
+      </w:pPr>
+      <w:r>
+        <w:rPr>
+          <w:rFonts w:ascii="Times New Roman" w:cs="Times New Roman" w:eastAsia="Times New Roman" w:hAnsi="Times New Roman"/>
+          <w:b w:val="false"/>
+          <w:bCs w:val="false"/>
+          <w:i/>
+          <w:iCs/>
+          <w:sz w:val="20"/>
+          <w:szCs w:val="20"/>
+        </w:rPr>
+        <w:t xml:space="preserve">Computational details</w:t>
+      </w:r>
+      <w:r>
+        <w:rPr>
+          <w:rFonts w:ascii="Times New Roman" w:cs="Times New Roman" w:eastAsia="Times New Roman" w:hAnsi="Times New Roman"/>
+          <w:b w:val="false"/>
+          <w:bCs w:val="false"/>
+          <w:sz w:val="20"/>
+          <w:szCs w:val="20"/>
+        </w:rPr>
+        <w:t xml:space="preserve">: Spin-polarised density functional theory (DFT) calculations were performed with Quantum ESPRESSO [ref] using the Perdew–Burke–Ernzerhof functional, Grimme D3 dispersion, and a Hubbard correction of </w:t>
+      </w:r>
+      <w:r>
+        <w:rPr>
+          <w:rFonts w:ascii="Times New Roman" w:cs="Times New Roman" w:eastAsia="Times New Roman" w:hAnsi="Times New Roman"/>
+          <w:b w:val="false"/>
+          <w:bCs w:val="false"/>
+          <w:i/>
+          <w:iCs/>
+          <w:sz w:val="20"/>
+          <w:szCs w:val="20"/>
+        </w:rPr>
+        <w:t xml:space="preserve">U</w:t>
+      </w:r>
+      <w:r>
+        <w:rPr>
+          <w:rFonts w:ascii="Times New Roman" w:cs="Times New Roman" w:eastAsia="Times New Roman" w:hAnsi="Times New Roman"/>
+          <w:b w:val="false"/>
+          <w:bCs w:val="false"/>
+          <w:sz w:val="20"/>
+          <w:szCs w:val="20"/>
+        </w:rPr>
+        <w:t xml:space="preserve"> = 6.2 eV on the Ni 3</w:t>
+      </w:r>
+      <w:r>
+        <w:rPr>
+          <w:rFonts w:ascii="Times New Roman" w:cs="Times New Roman" w:eastAsia="Times New Roman" w:hAnsi="Times New Roman"/>
+          <w:b w:val="false"/>
+          <w:bCs w:val="false"/>
+          <w:i/>
+          <w:iCs/>
+          <w:sz w:val="20"/>
+          <w:szCs w:val="20"/>
+        </w:rPr>
+        <w:t xml:space="preserve">d</w:t>
+      </w:r>
+      <w:r>
+        <w:rPr>
+          <w:rFonts w:ascii="Times New Roman" w:cs="Times New Roman" w:eastAsia="Times New Roman" w:hAnsi="Times New Roman"/>
+          <w:b w:val="false"/>
+          <w:bCs w:val="false"/>
+          <w:sz w:val="20"/>
+          <w:szCs w:val="20"/>
+        </w:rPr>
+        <w:t xml:space="preserve"> states. Wave functions and the charge density were expanded to 60 and 480 Ry, respectively, with Gaussian smearing of 0.05 eV and a self-consistency threshold of 1 × 10</w:t>
+      </w:r>
+      <w:r>
+        <w:rPr>
+          <w:rFonts w:ascii="Times New Roman" w:cs="Times New Roman" w:eastAsia="Times New Roman" w:hAnsi="Times New Roman"/>
+          <w:b w:val="false"/>
+          <w:bCs w:val="false"/>
+          <w:sz w:val="20"/>
+          <w:szCs w:val="20"/>
+          <w:vertAlign w:val="superscript"/>
+        </w:rPr>
+        <w:t xml:space="preserve">−6</w:t>
+      </w:r>
+      <w:r>
+        <w:rPr>
+          <w:rFonts w:ascii="Times New Roman" w:cs="Times New Roman" w:eastAsia="Times New Roman" w:hAnsi="Times New Roman"/>
+          <w:b w:val="false"/>
+          <w:bCs w:val="false"/>
+          <w:sz w:val="20"/>
+          <w:szCs w:val="20"/>
+        </w:rPr>
+        <w:t xml:space="preserve"> Ry. The NCM811 surface was modelled as an antiferromagnetic LiNiO</w:t>
+      </w:r>
+      <w:r>
+        <w:rPr>
+          <w:rFonts w:ascii="Times New Roman" w:cs="Times New Roman" w:eastAsia="Times New Roman" w:hAnsi="Times New Roman"/>
+          <w:b w:val="false"/>
+          <w:bCs w:val="false"/>
+          <w:sz w:val="20"/>
+          <w:szCs w:val="20"/>
+          <w:vertAlign w:val="subscript"/>
+        </w:rPr>
+        <w:t xml:space="preserve">2</w:t>
+      </w:r>
+      <w:r>
+        <w:rPr>
+          <w:rFonts w:ascii="Times New Roman" w:cs="Times New Roman" w:eastAsia="Times New Roman" w:hAnsi="Times New Roman"/>
+          <w:b w:val="false"/>
+          <w:bCs w:val="false"/>
+          <w:sz w:val="20"/>
+          <w:szCs w:val="20"/>
+        </w:rPr>
+        <w:t xml:space="preserve">(104) slab (1 × 4, four layers, 192 atoms, 18.27 × 11.51 Å in plane) with more than 15 Å of vacuum, sampled with a Γ-centred 2 × 3 × 1 mesh and a dipole correction along the surface normal. SDCP was represented by its sulfonate-functionalised EDOT repeat unit (C</w:t>
+      </w:r>
+      <w:r>
+        <w:rPr>
+          <w:rFonts w:ascii="Times New Roman" w:cs="Times New Roman" w:eastAsia="Times New Roman" w:hAnsi="Times New Roman"/>
+          <w:b w:val="false"/>
+          <w:bCs w:val="false"/>
+          <w:sz w:val="20"/>
+          <w:szCs w:val="20"/>
+          <w:vertAlign w:val="subscript"/>
+        </w:rPr>
+        <w:t xml:space="preserve">11</w:t>
+      </w:r>
+      <w:r>
+        <w:rPr>
+          <w:rFonts w:ascii="Times New Roman" w:cs="Times New Roman" w:eastAsia="Times New Roman" w:hAnsi="Times New Roman"/>
+          <w:b w:val="false"/>
+          <w:bCs w:val="false"/>
+          <w:sz w:val="20"/>
+          <w:szCs w:val="20"/>
+        </w:rPr>
+        <w:t xml:space="preserve">H</w:t>
+      </w:r>
+      <w:r>
+        <w:rPr>
+          <w:rFonts w:ascii="Times New Roman" w:cs="Times New Roman" w:eastAsia="Times New Roman" w:hAnsi="Times New Roman"/>
+          <w:b w:val="false"/>
+          <w:bCs w:val="false"/>
+          <w:sz w:val="20"/>
+          <w:szCs w:val="20"/>
+          <w:vertAlign w:val="subscript"/>
+        </w:rPr>
+        <w:t xml:space="preserve">16</w:t>
+      </w:r>
+      <w:r>
+        <w:rPr>
+          <w:rFonts w:ascii="Times New Roman" w:cs="Times New Roman" w:eastAsia="Times New Roman" w:hAnsi="Times New Roman"/>
+          <w:b w:val="false"/>
+          <w:bCs w:val="false"/>
+          <w:sz w:val="20"/>
+          <w:szCs w:val="20"/>
+        </w:rPr>
+        <w:t xml:space="preserve">O</w:t>
+      </w:r>
+      <w:r>
+        <w:rPr>
+          <w:rFonts w:ascii="Times New Roman" w:cs="Times New Roman" w:eastAsia="Times New Roman" w:hAnsi="Times New Roman"/>
+          <w:b w:val="false"/>
+          <w:bCs w:val="false"/>
+          <w:sz w:val="20"/>
+          <w:szCs w:val="20"/>
+          <w:vertAlign w:val="subscript"/>
+        </w:rPr>
+        <w:t xml:space="preserve">6</w:t>
+      </w:r>
+      <w:r>
+        <w:rPr>
+          <w:rFonts w:ascii="Times New Roman" w:cs="Times New Roman" w:eastAsia="Times New Roman" w:hAnsi="Times New Roman"/>
+          <w:b w:val="false"/>
+          <w:bCs w:val="false"/>
+          <w:sz w:val="20"/>
+          <w:szCs w:val="20"/>
+        </w:rPr>
+        <w:t xml:space="preserve">S</w:t>
+      </w:r>
+      <w:r>
+        <w:rPr>
+          <w:rFonts w:ascii="Times New Roman" w:cs="Times New Roman" w:eastAsia="Times New Roman" w:hAnsi="Times New Roman"/>
+          <w:b w:val="false"/>
+          <w:bCs w:val="false"/>
+          <w:sz w:val="20"/>
+          <w:szCs w:val="20"/>
+          <w:vertAlign w:val="subscript"/>
+        </w:rPr>
+        <w:t xml:space="preserve">2</w:t>
+      </w:r>
+      <w:r>
+        <w:rPr>
+          <w:rFonts w:ascii="Times New Roman" w:cs="Times New Roman" w:eastAsia="Times New Roman" w:hAnsi="Times New Roman"/>
+          <w:b w:val="false"/>
+          <w:bCs w:val="false"/>
+          <w:sz w:val="20"/>
+          <w:szCs w:val="20"/>
+        </w:rPr>
+        <w:t xml:space="preserve">; the self-doped form C</w:t>
+      </w:r>
+      <w:r>
+        <w:rPr>
+          <w:rFonts w:ascii="Times New Roman" w:cs="Times New Roman" w:eastAsia="Times New Roman" w:hAnsi="Times New Roman"/>
+          <w:b w:val="false"/>
+          <w:bCs w:val="false"/>
+          <w:sz w:val="20"/>
+          <w:szCs w:val="20"/>
+          <w:vertAlign w:val="subscript"/>
+        </w:rPr>
+        <w:t xml:space="preserve">11</w:t>
+      </w:r>
+      <w:r>
+        <w:rPr>
+          <w:rFonts w:ascii="Times New Roman" w:cs="Times New Roman" w:eastAsia="Times New Roman" w:hAnsi="Times New Roman"/>
+          <w:b w:val="false"/>
+          <w:bCs w:val="false"/>
+          <w:sz w:val="20"/>
+          <w:szCs w:val="20"/>
+        </w:rPr>
+        <w:t xml:space="preserve">H</w:t>
+      </w:r>
+      <w:r>
+        <w:rPr>
+          <w:rFonts w:ascii="Times New Roman" w:cs="Times New Roman" w:eastAsia="Times New Roman" w:hAnsi="Times New Roman"/>
+          <w:b w:val="false"/>
+          <w:bCs w:val="false"/>
+          <w:sz w:val="20"/>
+          <w:szCs w:val="20"/>
+          <w:vertAlign w:val="subscript"/>
+        </w:rPr>
+        <w:t xml:space="preserve">15</w:t>
+      </w:r>
+      <w:r>
+        <w:rPr>
+          <w:rFonts w:ascii="Times New Roman" w:cs="Times New Roman" w:eastAsia="Times New Roman" w:hAnsi="Times New Roman"/>
+          <w:b w:val="false"/>
+          <w:bCs w:val="false"/>
+          <w:sz w:val="20"/>
+          <w:szCs w:val="20"/>
+        </w:rPr>
+        <w:t xml:space="preserve">O</w:t>
+      </w:r>
+      <w:r>
+        <w:rPr>
+          <w:rFonts w:ascii="Times New Roman" w:cs="Times New Roman" w:eastAsia="Times New Roman" w:hAnsi="Times New Roman"/>
+          <w:b w:val="false"/>
+          <w:bCs w:val="false"/>
+          <w:sz w:val="20"/>
+          <w:szCs w:val="20"/>
+          <w:vertAlign w:val="subscript"/>
+        </w:rPr>
+        <w:t xml:space="preserve">6</w:t>
+      </w:r>
+      <w:r>
+        <w:rPr>
+          <w:rFonts w:ascii="Times New Roman" w:cs="Times New Roman" w:eastAsia="Times New Roman" w:hAnsi="Times New Roman"/>
+          <w:b w:val="false"/>
+          <w:bCs w:val="false"/>
+          <w:sz w:val="20"/>
+          <w:szCs w:val="20"/>
+        </w:rPr>
+        <w:t xml:space="preserve">S</w:t>
+      </w:r>
+      <w:r>
+        <w:rPr>
+          <w:rFonts w:ascii="Times New Roman" w:cs="Times New Roman" w:eastAsia="Times New Roman" w:hAnsi="Times New Roman"/>
+          <w:b w:val="false"/>
+          <w:bCs w:val="false"/>
+          <w:sz w:val="20"/>
+          <w:szCs w:val="20"/>
+          <w:vertAlign w:val="subscript"/>
+        </w:rPr>
+        <w:t xml:space="preserve">2</w:t>
+      </w:r>
+      <w:r>
+        <w:rPr>
+          <w:rFonts w:ascii="Times New Roman" w:cs="Times New Roman" w:eastAsia="Times New Roman" w:hAnsi="Times New Roman"/>
+          <w:b w:val="false"/>
+          <w:bCs w:val="false"/>
+          <w:sz w:val="20"/>
+          <w:szCs w:val="20"/>
+        </w:rPr>
+        <w:t xml:space="preserve"> was obtained by removing the sulfonate proton) and PTFE by a C</w:t>
+      </w:r>
+      <w:r>
+        <w:rPr>
+          <w:rFonts w:ascii="Times New Roman" w:cs="Times New Roman" w:eastAsia="Times New Roman" w:hAnsi="Times New Roman"/>
+          <w:b w:val="false"/>
+          <w:bCs w:val="false"/>
+          <w:sz w:val="20"/>
+          <w:szCs w:val="20"/>
+          <w:vertAlign w:val="subscript"/>
+        </w:rPr>
+        <w:t xml:space="preserve">10</w:t>
+      </w:r>
+      <w:r>
+        <w:rPr>
+          <w:rFonts w:ascii="Times New Roman" w:cs="Times New Roman" w:eastAsia="Times New Roman" w:hAnsi="Times New Roman"/>
+          <w:b w:val="false"/>
+          <w:bCs w:val="false"/>
+          <w:sz w:val="20"/>
+          <w:szCs w:val="20"/>
+        </w:rPr>
+        <w:t xml:space="preserve">F</w:t>
+      </w:r>
+      <w:r>
+        <w:rPr>
+          <w:rFonts w:ascii="Times New Roman" w:cs="Times New Roman" w:eastAsia="Times New Roman" w:hAnsi="Times New Roman"/>
+          <w:b w:val="false"/>
+          <w:bCs w:val="false"/>
+          <w:sz w:val="20"/>
+          <w:szCs w:val="20"/>
+          <w:vertAlign w:val="subscript"/>
+        </w:rPr>
+        <w:t xml:space="preserve">22</w:t>
+      </w:r>
+      <w:r>
+        <w:rPr>
+          <w:rFonts w:ascii="Times New Roman" w:cs="Times New Roman" w:eastAsia="Times New Roman" w:hAnsi="Times New Roman"/>
+          <w:b w:val="false"/>
+          <w:bCs w:val="false"/>
+          <w:sz w:val="20"/>
+          <w:szCs w:val="20"/>
+        </w:rPr>
+        <w:t xml:space="preserve"> segment. Adsorption configurations were pre-screened over seven surface sites and 48 molecular orientations with a machine-learned interatomic potential [ref], and the lowest-energy configuration of each species on the surface Li and Ni sites was evaluated by DFT. Gas-phase references were relaxed at the Γ point in the same cell until residual forces fell below 1 × 10</w:t>
+      </w:r>
+      <w:r>
+        <w:rPr>
+          <w:rFonts w:ascii="Times New Roman" w:cs="Times New Roman" w:eastAsia="Times New Roman" w:hAnsi="Times New Roman"/>
+          <w:b w:val="false"/>
+          <w:bCs w:val="false"/>
+          <w:sz w:val="20"/>
+          <w:szCs w:val="20"/>
+          <w:vertAlign w:val="superscript"/>
+        </w:rPr>
+        <w:t xml:space="preserve">−3</w:t>
+      </w:r>
+      <w:r>
+        <w:rPr>
+          <w:rFonts w:ascii="Times New Roman" w:cs="Times New Roman" w:eastAsia="Times New Roman" w:hAnsi="Times New Roman"/>
+          <w:b w:val="false"/>
+          <w:bCs w:val="false"/>
+          <w:sz w:val="20"/>
+          <w:szCs w:val="20"/>
+        </w:rPr>
+        <w:t xml:space="preserve"> Ry bohr</w:t>
+      </w:r>
+      <w:r>
+        <w:rPr>
+          <w:rFonts w:ascii="Times New Roman" w:cs="Times New Roman" w:eastAsia="Times New Roman" w:hAnsi="Times New Roman"/>
+          <w:b w:val="false"/>
+          <w:bCs w:val="false"/>
+          <w:sz w:val="20"/>
+          <w:szCs w:val="20"/>
+          <w:vertAlign w:val="superscript"/>
+        </w:rPr>
+        <w:t xml:space="preserve">−1</w:t>
+      </w:r>
+      <w:r>
+        <w:rPr>
+          <w:rFonts w:ascii="Times New Roman" w:cs="Times New Roman" w:eastAsia="Times New Roman" w:hAnsi="Times New Roman"/>
+          <w:b w:val="false"/>
+          <w:bCs w:val="false"/>
+          <w:sz w:val="20"/>
+          <w:szCs w:val="20"/>
+        </w:rPr>
+        <w:t xml:space="preserve">, with the box padding increased from 20 to 24 Å to confirm convergence. Adsorption energies were obtained as</w:t>
+      </w:r>
+    </w:p>
+    <w:p>
+      <w:pPr>
+        <w:spacing w:after="160" w:before="160" w:line="300"/>
+        <w:ind w:left="720"/>
+      </w:pPr>
+      <w:r>
+        <w:rPr>
+          <w:rFonts w:ascii="Times New Roman" w:cs="Times New Roman" w:eastAsia="Times New Roman" w:hAnsi="Times New Roman"/>
+          <w:b w:val="false"/>
+          <w:bCs w:val="false"/>
+          <w:i/>
+          <w:iCs/>
+          <w:sz w:val="20"/>
+          <w:szCs w:val="20"/>
+        </w:rPr>
+        <w:t xml:space="preserve">E</w:t>
+      </w:r>
+      <w:r>
+        <w:rPr>
+          <w:rFonts w:ascii="Times New Roman" w:cs="Times New Roman" w:eastAsia="Times New Roman" w:hAnsi="Times New Roman"/>
+          <w:b w:val="false"/>
+          <w:bCs w:val="false"/>
+          <w:sz w:val="20"/>
+          <w:szCs w:val="20"/>
+          <w:vertAlign w:val="subscript"/>
+        </w:rPr>
+        <w:t xml:space="preserve">ads</w:t>
+      </w:r>
+      <w:r>
+        <w:rPr>
+          <w:rFonts w:ascii="Times New Roman" w:cs="Times New Roman" w:eastAsia="Times New Roman" w:hAnsi="Times New Roman"/>
+          <w:b w:val="false"/>
+          <w:bCs w:val="false"/>
+          <w:sz w:val="20"/>
+          <w:szCs w:val="20"/>
+        </w:rPr>
+        <w:t xml:space="preserve"> = </w:t>
+      </w:r>
+      <w:r>
+        <w:rPr>
+          <w:rFonts w:ascii="Times New Roman" w:cs="Times New Roman" w:eastAsia="Times New Roman" w:hAnsi="Times New Roman"/>
+          <w:b w:val="false"/>
+          <w:bCs w:val="false"/>
+          <w:i/>
+          <w:iCs/>
+          <w:sz w:val="20"/>
+          <w:szCs w:val="20"/>
+        </w:rPr>
+        <w:t xml:space="preserve">E</w:t>
+      </w:r>
+      <w:r>
+        <w:rPr>
+          <w:rFonts w:ascii="Times New Roman" w:cs="Times New Roman" w:eastAsia="Times New Roman" w:hAnsi="Times New Roman"/>
+          <w:b w:val="false"/>
+          <w:bCs w:val="false"/>
+          <w:sz w:val="20"/>
+          <w:szCs w:val="20"/>
+        </w:rPr>
+        <w:t xml:space="preserve">(slab+molecule) − </w:t>
+      </w:r>
+      <w:r>
+        <w:rPr>
+          <w:rFonts w:ascii="Times New Roman" w:cs="Times New Roman" w:eastAsia="Times New Roman" w:hAnsi="Times New Roman"/>
+          <w:b w:val="false"/>
+          <w:bCs w:val="false"/>
+          <w:i/>
+          <w:iCs/>
+          <w:sz w:val="20"/>
+          <w:szCs w:val="20"/>
+        </w:rPr>
+        <w:t xml:space="preserve">E</w:t>
+      </w:r>
+      <w:r>
+        <w:rPr>
+          <w:rFonts w:ascii="Times New Roman" w:cs="Times New Roman" w:eastAsia="Times New Roman" w:hAnsi="Times New Roman"/>
+          <w:b w:val="false"/>
+          <w:bCs w:val="false"/>
+          <w:sz w:val="20"/>
+          <w:szCs w:val="20"/>
+        </w:rPr>
+        <w:t xml:space="preserve">(slab) − </w:t>
+      </w:r>
+      <w:r>
+        <w:rPr>
+          <w:rFonts w:ascii="Times New Roman" w:cs="Times New Roman" w:eastAsia="Times New Roman" w:hAnsi="Times New Roman"/>
+          <w:b w:val="false"/>
+          <w:bCs w:val="false"/>
+          <w:i/>
+          <w:iCs/>
+          <w:sz w:val="20"/>
+          <w:szCs w:val="20"/>
+        </w:rPr>
+        <w:t xml:space="preserve">E</w:t>
+      </w:r>
+      <w:r>
+        <w:rPr>
+          <w:rFonts w:ascii="Times New Roman" w:cs="Times New Roman" w:eastAsia="Times New Roman" w:hAnsi="Times New Roman"/>
+          <w:b w:val="false"/>
+          <w:bCs w:val="false"/>
+          <w:sz w:val="20"/>
+          <w:szCs w:val="20"/>
+        </w:rPr>
+        <w:t xml:space="preserve">(molecule)</w:t>
+      </w:r>
+      <w:r>
+        <w:ptab w:alignment="right" w:relativeTo="margin" w:leader="none"/>
+      </w:r>
+      <w:r>
+        <w:rPr>
+          <w:rFonts w:ascii="Times New Roman" w:cs="Times New Roman" w:eastAsia="Times New Roman" w:hAnsi="Times New Roman"/>
+          <w:b w:val="false"/>
+          <w:bCs w:val="false"/>
+          <w:sz w:val="20"/>
+          <w:szCs w:val="20"/>
+        </w:rPr>
+        <w:t xml:space="preserve">(3)</w:t>
       </w:r>
     </w:p>
     <w:p>
@@ -41,12 +524,22 @@
           <w:rFonts w:ascii="Times New Roman" w:cs="Times New Roman" w:eastAsia="Times New Roman" w:hAnsi="Times New Roman"/>
           <w:b w:val="false"/>
           <w:bCs w:val="false"/>
+          <w:sz w:val="20"/>
+          <w:szCs w:val="20"/>
+        </w:rPr>
+        <w:t xml:space="preserve">where </w:t>
+      </w:r>
+      <w:r>
+        <w:rPr>
+          <w:rFonts w:ascii="Times New Roman" w:cs="Times New Roman" w:eastAsia="Times New Roman" w:hAnsi="Times New Roman"/>
+          <w:b w:val="false"/>
+          <w:bCs w:val="false"/>
           <w:i/>
           <w:iCs/>
           <w:sz w:val="20"/>
           <w:szCs w:val="20"/>
         </w:rPr>
-        <w:t xml:space="preserve">Computational details</w:t>
+        <w:t xml:space="preserve">E</w:t>
       </w:r>
       <w:r>
         <w:rPr>
@@ -56,7 +549,7 @@
           <w:sz w:val="20"/>
           <w:szCs w:val="20"/>
         </w:rPr>
-        <w:t xml:space="preserve">: Spin-polarised density functional theory (DFT) calculations were performed with Quantum ESPRESSO [ref] using the Perdew–Burke–Ernzerhof functional, Grimme D3 dispersion, and a Hubbard correction of </w:t>
+        <w:t xml:space="preserve">(slab+molecule), </w:t>
       </w:r>
       <w:r>
         <w:rPr>
@@ -68,7 +561,7 @@
           <w:sz w:val="20"/>
           <w:szCs w:val="20"/>
         </w:rPr>
-        <w:t xml:space="preserve">U</w:t>
+        <w:t xml:space="preserve">E</w:t>
       </w:r>
       <w:r>
         <w:rPr>
@@ -78,7 +571,7 @@
           <w:sz w:val="20"/>
           <w:szCs w:val="20"/>
         </w:rPr>
-        <w:t xml:space="preserve"> = 6.2 eV on the Ni 3</w:t>
+        <w:t xml:space="preserve">(slab), and </w:t>
       </w:r>
       <w:r>
         <w:rPr>
@@ -90,7 +583,7 @@
           <w:sz w:val="20"/>
           <w:szCs w:val="20"/>
         </w:rPr>
-        <w:t xml:space="preserve">d</w:t>
+        <w:t xml:space="preserve">E</w:t>
       </w:r>
       <w:r>
         <w:rPr>
@@ -100,400 +593,7 @@
           <w:sz w:val="20"/>
           <w:szCs w:val="20"/>
         </w:rPr>
-        <w:t xml:space="preserve"> states. Wave functions and the charge density were expanded to 60 and 480 Ry, respectively, with Gaussian smearing of 0.05 eV and a self-consistency threshold of 1 × 10</w:t>
-      </w:r>
-      <w:r>
-        <w:rPr>
-          <w:rFonts w:ascii="Times New Roman" w:cs="Times New Roman" w:eastAsia="Times New Roman" w:hAnsi="Times New Roman"/>
-          <w:b w:val="false"/>
-          <w:bCs w:val="false"/>
-          <w:sz w:val="20"/>
-          <w:szCs w:val="20"/>
-          <w:vertAlign w:val="superscript"/>
-        </w:rPr>
-        <w:t xml:space="preserve">−6</w:t>
-      </w:r>
-      <w:r>
-        <w:rPr>
-          <w:rFonts w:ascii="Times New Roman" w:cs="Times New Roman" w:eastAsia="Times New Roman" w:hAnsi="Times New Roman"/>
-          <w:b w:val="false"/>
-          <w:bCs w:val="false"/>
-          <w:sz w:val="20"/>
-          <w:szCs w:val="20"/>
-        </w:rPr>
-        <w:t xml:space="preserve"> Ry. The NCM811 surface was modelled as an antiferromagnetic LiNiO</w:t>
-      </w:r>
-      <w:r>
-        <w:rPr>
-          <w:rFonts w:ascii="Times New Roman" w:cs="Times New Roman" w:eastAsia="Times New Roman" w:hAnsi="Times New Roman"/>
-          <w:b w:val="false"/>
-          <w:bCs w:val="false"/>
-          <w:sz w:val="20"/>
-          <w:szCs w:val="20"/>
-          <w:vertAlign w:val="subscript"/>
-        </w:rPr>
-        <w:t xml:space="preserve">2</w:t>
-      </w:r>
-      <w:r>
-        <w:rPr>
-          <w:rFonts w:ascii="Times New Roman" w:cs="Times New Roman" w:eastAsia="Times New Roman" w:hAnsi="Times New Roman"/>
-          <w:b w:val="false"/>
-          <w:bCs w:val="false"/>
-          <w:sz w:val="20"/>
-          <w:szCs w:val="20"/>
-        </w:rPr>
-        <w:t xml:space="preserve">(104) slab (1 × 4, four layers, 192 atoms, 18.27 × 11.51 Å in plane) with more than 15 Å of vacuum, sampled with a Γ-centred 2 × 3 × 1 mesh and a dipole correction along the surface normal. SDCP was represented by its sulfonate-functionalised EDOT repeat unit (C</w:t>
-      </w:r>
-      <w:r>
-        <w:rPr>
-          <w:rFonts w:ascii="Times New Roman" w:cs="Times New Roman" w:eastAsia="Times New Roman" w:hAnsi="Times New Roman"/>
-          <w:b w:val="false"/>
-          <w:bCs w:val="false"/>
-          <w:sz w:val="20"/>
-          <w:szCs w:val="20"/>
-          <w:vertAlign w:val="subscript"/>
-        </w:rPr>
-        <w:t xml:space="preserve">11</w:t>
-      </w:r>
-      <w:r>
-        <w:rPr>
-          <w:rFonts w:ascii="Times New Roman" w:cs="Times New Roman" w:eastAsia="Times New Roman" w:hAnsi="Times New Roman"/>
-          <w:b w:val="false"/>
-          <w:bCs w:val="false"/>
-          <w:sz w:val="20"/>
-          <w:szCs w:val="20"/>
-        </w:rPr>
-        <w:t xml:space="preserve">H</w:t>
-      </w:r>
-      <w:r>
-        <w:rPr>
-          <w:rFonts w:ascii="Times New Roman" w:cs="Times New Roman" w:eastAsia="Times New Roman" w:hAnsi="Times New Roman"/>
-          <w:b w:val="false"/>
-          <w:bCs w:val="false"/>
-          <w:sz w:val="20"/>
-          <w:szCs w:val="20"/>
-          <w:vertAlign w:val="subscript"/>
-        </w:rPr>
-        <w:t xml:space="preserve">16</w:t>
-      </w:r>
-      <w:r>
-        <w:rPr>
-          <w:rFonts w:ascii="Times New Roman" w:cs="Times New Roman" w:eastAsia="Times New Roman" w:hAnsi="Times New Roman"/>
-          <w:b w:val="false"/>
-          <w:bCs w:val="false"/>
-          <w:sz w:val="20"/>
-          <w:szCs w:val="20"/>
-        </w:rPr>
-        <w:t xml:space="preserve">O</w:t>
-      </w:r>
-      <w:r>
-        <w:rPr>
-          <w:rFonts w:ascii="Times New Roman" w:cs="Times New Roman" w:eastAsia="Times New Roman" w:hAnsi="Times New Roman"/>
-          <w:b w:val="false"/>
-          <w:bCs w:val="false"/>
-          <w:sz w:val="20"/>
-          <w:szCs w:val="20"/>
-          <w:vertAlign w:val="subscript"/>
-        </w:rPr>
-        <w:t xml:space="preserve">6</w:t>
-      </w:r>
-      <w:r>
-        <w:rPr>
-          <w:rFonts w:ascii="Times New Roman" w:cs="Times New Roman" w:eastAsia="Times New Roman" w:hAnsi="Times New Roman"/>
-          <w:b w:val="false"/>
-          <w:bCs w:val="false"/>
-          <w:sz w:val="20"/>
-          <w:szCs w:val="20"/>
-        </w:rPr>
-        <w:t xml:space="preserve">S</w:t>
-      </w:r>
-      <w:r>
-        <w:rPr>
-          <w:rFonts w:ascii="Times New Roman" w:cs="Times New Roman" w:eastAsia="Times New Roman" w:hAnsi="Times New Roman"/>
-          <w:b w:val="false"/>
-          <w:bCs w:val="false"/>
-          <w:sz w:val="20"/>
-          <w:szCs w:val="20"/>
-          <w:vertAlign w:val="subscript"/>
-        </w:rPr>
-        <w:t xml:space="preserve">2</w:t>
-      </w:r>
-      <w:r>
-        <w:rPr>
-          <w:rFonts w:ascii="Times New Roman" w:cs="Times New Roman" w:eastAsia="Times New Roman" w:hAnsi="Times New Roman"/>
-          <w:b w:val="false"/>
-          <w:bCs w:val="false"/>
-          <w:sz w:val="20"/>
-          <w:szCs w:val="20"/>
-        </w:rPr>
-        <w:t xml:space="preserve">; the self-doped form C</w:t>
-      </w:r>
-      <w:r>
-        <w:rPr>
-          <w:rFonts w:ascii="Times New Roman" w:cs="Times New Roman" w:eastAsia="Times New Roman" w:hAnsi="Times New Roman"/>
-          <w:b w:val="false"/>
-          <w:bCs w:val="false"/>
-          <w:sz w:val="20"/>
-          <w:szCs w:val="20"/>
-          <w:vertAlign w:val="subscript"/>
-        </w:rPr>
-        <w:t xml:space="preserve">11</w:t>
-      </w:r>
-      <w:r>
-        <w:rPr>
-          <w:rFonts w:ascii="Times New Roman" w:cs="Times New Roman" w:eastAsia="Times New Roman" w:hAnsi="Times New Roman"/>
-          <w:b w:val="false"/>
-          <w:bCs w:val="false"/>
-          <w:sz w:val="20"/>
-          <w:szCs w:val="20"/>
-        </w:rPr>
-        <w:t xml:space="preserve">H</w:t>
-      </w:r>
-      <w:r>
-        <w:rPr>
-          <w:rFonts w:ascii="Times New Roman" w:cs="Times New Roman" w:eastAsia="Times New Roman" w:hAnsi="Times New Roman"/>
-          <w:b w:val="false"/>
-          <w:bCs w:val="false"/>
-          <w:sz w:val="20"/>
-          <w:szCs w:val="20"/>
-          <w:vertAlign w:val="subscript"/>
-        </w:rPr>
-        <w:t xml:space="preserve">15</w:t>
-      </w:r>
-      <w:r>
-        <w:rPr>
-          <w:rFonts w:ascii="Times New Roman" w:cs="Times New Roman" w:eastAsia="Times New Roman" w:hAnsi="Times New Roman"/>
-          <w:b w:val="false"/>
-          <w:bCs w:val="false"/>
-          <w:sz w:val="20"/>
-          <w:szCs w:val="20"/>
-        </w:rPr>
-        <w:t xml:space="preserve">O</w:t>
-      </w:r>
-      <w:r>
-        <w:rPr>
-          <w:rFonts w:ascii="Times New Roman" w:cs="Times New Roman" w:eastAsia="Times New Roman" w:hAnsi="Times New Roman"/>
-          <w:b w:val="false"/>
-          <w:bCs w:val="false"/>
-          <w:sz w:val="20"/>
-          <w:szCs w:val="20"/>
-          <w:vertAlign w:val="subscript"/>
-        </w:rPr>
-        <w:t xml:space="preserve">6</w:t>
-      </w:r>
-      <w:r>
-        <w:rPr>
-          <w:rFonts w:ascii="Times New Roman" w:cs="Times New Roman" w:eastAsia="Times New Roman" w:hAnsi="Times New Roman"/>
-          <w:b w:val="false"/>
-          <w:bCs w:val="false"/>
-          <w:sz w:val="20"/>
-          <w:szCs w:val="20"/>
-        </w:rPr>
-        <w:t xml:space="preserve">S</w:t>
-      </w:r>
-      <w:r>
-        <w:rPr>
-          <w:rFonts w:ascii="Times New Roman" w:cs="Times New Roman" w:eastAsia="Times New Roman" w:hAnsi="Times New Roman"/>
-          <w:b w:val="false"/>
-          <w:bCs w:val="false"/>
-          <w:sz w:val="20"/>
-          <w:szCs w:val="20"/>
-          <w:vertAlign w:val="subscript"/>
-        </w:rPr>
-        <w:t xml:space="preserve">2</w:t>
-      </w:r>
-      <w:r>
-        <w:rPr>
-          <w:rFonts w:ascii="Times New Roman" w:cs="Times New Roman" w:eastAsia="Times New Roman" w:hAnsi="Times New Roman"/>
-          <w:b w:val="false"/>
-          <w:bCs w:val="false"/>
-          <w:sz w:val="20"/>
-          <w:szCs w:val="20"/>
-        </w:rPr>
-        <w:t xml:space="preserve"> was obtained by removing the sulfonate proton) and PTFE by a C</w:t>
-      </w:r>
-      <w:r>
-        <w:rPr>
-          <w:rFonts w:ascii="Times New Roman" w:cs="Times New Roman" w:eastAsia="Times New Roman" w:hAnsi="Times New Roman"/>
-          <w:b w:val="false"/>
-          <w:bCs w:val="false"/>
-          <w:sz w:val="20"/>
-          <w:szCs w:val="20"/>
-          <w:vertAlign w:val="subscript"/>
-        </w:rPr>
-        <w:t xml:space="preserve">10</w:t>
-      </w:r>
-      <w:r>
-        <w:rPr>
-          <w:rFonts w:ascii="Times New Roman" w:cs="Times New Roman" w:eastAsia="Times New Roman" w:hAnsi="Times New Roman"/>
-          <w:b w:val="false"/>
-          <w:bCs w:val="false"/>
-          <w:sz w:val="20"/>
-          <w:szCs w:val="20"/>
-        </w:rPr>
-        <w:t xml:space="preserve">F</w:t>
-      </w:r>
-      <w:r>
-        <w:rPr>
-          <w:rFonts w:ascii="Times New Roman" w:cs="Times New Roman" w:eastAsia="Times New Roman" w:hAnsi="Times New Roman"/>
-          <w:b w:val="false"/>
-          <w:bCs w:val="false"/>
-          <w:sz w:val="20"/>
-          <w:szCs w:val="20"/>
-          <w:vertAlign w:val="subscript"/>
-        </w:rPr>
-        <w:t xml:space="preserve">22</w:t>
-      </w:r>
-      <w:r>
-        <w:rPr>
-          <w:rFonts w:ascii="Times New Roman" w:cs="Times New Roman" w:eastAsia="Times New Roman" w:hAnsi="Times New Roman"/>
-          <w:b w:val="false"/>
-          <w:bCs w:val="false"/>
-          <w:sz w:val="20"/>
-          <w:szCs w:val="20"/>
-        </w:rPr>
-        <w:t xml:space="preserve"> segment. Adsorption configurations were pre-screened over seven surface sites and 48 molecular orientations with a machine-learned interatomic potential [ref], and the lowest-energy configuration of each species on the surface Li and Ni sites was evaluated by DFT. Gas-phase references were relaxed at the Γ point in the same cell until residual forces fell below 1 × 10</w:t>
-      </w:r>
-      <w:r>
-        <w:rPr>
-          <w:rFonts w:ascii="Times New Roman" w:cs="Times New Roman" w:eastAsia="Times New Roman" w:hAnsi="Times New Roman"/>
-          <w:b w:val="false"/>
-          <w:bCs w:val="false"/>
-          <w:sz w:val="20"/>
-          <w:szCs w:val="20"/>
-          <w:vertAlign w:val="superscript"/>
-        </w:rPr>
-        <w:t xml:space="preserve">−3</w:t>
-      </w:r>
-      <w:r>
-        <w:rPr>
-          <w:rFonts w:ascii="Times New Roman" w:cs="Times New Roman" w:eastAsia="Times New Roman" w:hAnsi="Times New Roman"/>
-          <w:b w:val="false"/>
-          <w:bCs w:val="false"/>
-          <w:sz w:val="20"/>
-          <w:szCs w:val="20"/>
-        </w:rPr>
-        <w:t xml:space="preserve"> Ry bohr</w:t>
-      </w:r>
-      <w:r>
-        <w:rPr>
-          <w:rFonts w:ascii="Times New Roman" w:cs="Times New Roman" w:eastAsia="Times New Roman" w:hAnsi="Times New Roman"/>
-          <w:b w:val="false"/>
-          <w:bCs w:val="false"/>
-          <w:sz w:val="20"/>
-          <w:szCs w:val="20"/>
-          <w:vertAlign w:val="superscript"/>
-        </w:rPr>
-        <w:t xml:space="preserve">−1</w:t>
-      </w:r>
-      <w:r>
-        <w:rPr>
-          <w:rFonts w:ascii="Times New Roman" w:cs="Times New Roman" w:eastAsia="Times New Roman" w:hAnsi="Times New Roman"/>
-          <w:b w:val="false"/>
-          <w:bCs w:val="false"/>
-          <w:sz w:val="20"/>
-          <w:szCs w:val="20"/>
-        </w:rPr>
-        <w:t xml:space="preserve">, with the box padding increased from 20 to 24 Å to confirm convergence. Adsorption energies were obtained as </w:t>
-      </w:r>
-      <w:r>
-        <w:rPr>
-          <w:rFonts w:ascii="Times New Roman" w:cs="Times New Roman" w:eastAsia="Times New Roman" w:hAnsi="Times New Roman"/>
-          <w:b w:val="false"/>
-          <w:bCs w:val="false"/>
-          <w:i/>
-          <w:iCs/>
-          <w:sz w:val="20"/>
-          <w:szCs w:val="20"/>
-        </w:rPr>
-        <w:t xml:space="preserve">E</w:t>
-      </w:r>
-      <w:r>
-        <w:rPr>
-          <w:rFonts w:ascii="Times New Roman" w:cs="Times New Roman" w:eastAsia="Times New Roman" w:hAnsi="Times New Roman"/>
-          <w:b w:val="false"/>
-          <w:bCs w:val="false"/>
-          <w:sz w:val="20"/>
-          <w:szCs w:val="20"/>
-          <w:vertAlign w:val="subscript"/>
-        </w:rPr>
-        <w:t xml:space="preserve">ads</w:t>
-      </w:r>
-      <w:r>
-        <w:rPr>
-          <w:rFonts w:ascii="Times New Roman" w:cs="Times New Roman" w:eastAsia="Times New Roman" w:hAnsi="Times New Roman"/>
-          <w:b w:val="false"/>
-          <w:bCs w:val="false"/>
-          <w:sz w:val="20"/>
-          <w:szCs w:val="20"/>
-        </w:rPr>
-        <w:t xml:space="preserve"> = </w:t>
-      </w:r>
-      <w:r>
-        <w:rPr>
-          <w:rFonts w:ascii="Times New Roman" w:cs="Times New Roman" w:eastAsia="Times New Roman" w:hAnsi="Times New Roman"/>
-          <w:b w:val="false"/>
-          <w:bCs w:val="false"/>
-          <w:i/>
-          <w:iCs/>
-          <w:sz w:val="20"/>
-          <w:szCs w:val="20"/>
-        </w:rPr>
-        <w:t xml:space="preserve">E</w:t>
-      </w:r>
-      <w:r>
-        <w:rPr>
-          <w:rFonts w:ascii="Times New Roman" w:cs="Times New Roman" w:eastAsia="Times New Roman" w:hAnsi="Times New Roman"/>
-          <w:b w:val="false"/>
-          <w:bCs w:val="false"/>
-          <w:sz w:val="20"/>
-          <w:szCs w:val="20"/>
-        </w:rPr>
-        <w:t xml:space="preserve">(slab+molecule) − </w:t>
-      </w:r>
-      <w:r>
-        <w:rPr>
-          <w:rFonts w:ascii="Times New Roman" w:cs="Times New Roman" w:eastAsia="Times New Roman" w:hAnsi="Times New Roman"/>
-          <w:b w:val="false"/>
-          <w:bCs w:val="false"/>
-          <w:i/>
-          <w:iCs/>
-          <w:sz w:val="20"/>
-          <w:szCs w:val="20"/>
-        </w:rPr>
-        <w:t xml:space="preserve">E</w:t>
-      </w:r>
-      <w:r>
-        <w:rPr>
-          <w:rFonts w:ascii="Times New Roman" w:cs="Times New Roman" w:eastAsia="Times New Roman" w:hAnsi="Times New Roman"/>
-          <w:b w:val="false"/>
-          <w:bCs w:val="false"/>
-          <w:sz w:val="20"/>
-          <w:szCs w:val="20"/>
-        </w:rPr>
-        <w:t xml:space="preserve">(slab) − </w:t>
-      </w:r>
-      <w:r>
-        <w:rPr>
-          <w:rFonts w:ascii="Times New Roman" w:cs="Times New Roman" w:eastAsia="Times New Roman" w:hAnsi="Times New Roman"/>
-          <w:b w:val="false"/>
-          <w:bCs w:val="false"/>
-          <w:i/>
-          <w:iCs/>
-          <w:sz w:val="20"/>
-          <w:szCs w:val="20"/>
-        </w:rPr>
-        <w:t xml:space="preserve">E</w:t>
-      </w:r>
-      <w:r>
-        <w:rPr>
-          <w:rFonts w:ascii="Times New Roman" w:cs="Times New Roman" w:eastAsia="Times New Roman" w:hAnsi="Times New Roman"/>
-          <w:b w:val="false"/>
-          <w:bCs w:val="false"/>
-          <w:sz w:val="20"/>
-          <w:szCs w:val="20"/>
-        </w:rPr>
-        <w:t xml:space="preserve">(molecule), with all three terms computed with identical settings and the same antiferromagnetic configuration.</w:t>
+        <w:t xml:space="preserve">(molecule) are the total energies of the adsorbed complex, the clean slab, and the isolated molecule, respectively, all computed with identical settings and the same antiferromagnetic configuration.</w:t>
       </w:r>
     </w:p>
     <w:p>
@@ -4666,66 +4766,10 @@
                 <w:rFonts w:ascii="Times New Roman" w:cs="Times New Roman" w:eastAsia="Times New Roman" w:hAnsi="Times New Roman"/>
                 <w:b w:val="false"/>
                 <w:bCs w:val="false"/>
-                <w:i/>
-                <w:iCs/>
-                <w:sz w:val="18"/>
-                <w:szCs w:val="18"/>
-              </w:rPr>
-              <w:t xml:space="preserve">E</w:t>
-            </w:r>
-            <w:r>
-              <w:rPr>
-                <w:rFonts w:ascii="Times New Roman" w:cs="Times New Roman" w:eastAsia="Times New Roman" w:hAnsi="Times New Roman"/>
-                <w:b w:val="false"/>
-                <w:bCs w:val="false"/>
-                <w:sz w:val="18"/>
-                <w:szCs w:val="18"/>
-              </w:rPr>
-              <w:t xml:space="preserve">(slab+molecule) − </w:t>
-            </w:r>
-            <w:r>
-              <w:rPr>
-                <w:rFonts w:ascii="Times New Roman" w:cs="Times New Roman" w:eastAsia="Times New Roman" w:hAnsi="Times New Roman"/>
-                <w:b w:val="false"/>
-                <w:bCs w:val="false"/>
-                <w:i/>
-                <w:iCs/>
-                <w:sz w:val="18"/>
-                <w:szCs w:val="18"/>
-              </w:rPr>
-              <w:t xml:space="preserve">E</w:t>
-            </w:r>
-            <w:r>
-              <w:rPr>
-                <w:rFonts w:ascii="Times New Roman" w:cs="Times New Roman" w:eastAsia="Times New Roman" w:hAnsi="Times New Roman"/>
-                <w:b w:val="false"/>
-                <w:bCs w:val="false"/>
-                <w:sz w:val="18"/>
-                <w:szCs w:val="18"/>
-              </w:rPr>
-              <w:t xml:space="preserve">(slab) − </w:t>
-            </w:r>
-            <w:r>
-              <w:rPr>
-                <w:rFonts w:ascii="Times New Roman" w:cs="Times New Roman" w:eastAsia="Times New Roman" w:hAnsi="Times New Roman"/>
-                <w:b w:val="false"/>
-                <w:bCs w:val="false"/>
-                <w:i/>
-                <w:iCs/>
-                <w:sz w:val="18"/>
-                <w:szCs w:val="18"/>
-              </w:rPr>
-              <w:t xml:space="preserve">E</w:t>
-            </w:r>
-            <w:r>
-              <w:rPr>
-                <w:rFonts w:ascii="Times New Roman" w:cs="Times New Roman" w:eastAsia="Times New Roman" w:hAnsi="Times New Roman"/>
-                <w:b w:val="false"/>
-                <w:bCs w:val="false"/>
-                <w:sz w:val="18"/>
-                <w:szCs w:val="18"/>
-              </w:rPr>
-              <w:t xml:space="preserve">(molecule)</w:t>
+                <w:sz w:val="18"/>
+                <w:szCs w:val="18"/>
+              </w:rPr>
+              <w:t xml:space="preserve">Equation (3)</w:t>
             </w:r>
             <w:r>
               <w:rPr>

--- a/docs/manuscripts/SDCP_DFT_methods_TableS1.docx
+++ b/docs/manuscripts/SDCP_DFT_methods_TableS1.docx
@@ -1080,7 +1080,7 @@
                 <w:sz w:val="18"/>
                 <w:szCs w:val="18"/>
               </w:rPr>
-              <w:t xml:space="preserve">Ref. S3, S4</w:t>
+              <w:t xml:space="preserve">Ref. S3</w:t>
             </w:r>
           </w:p>
         </w:tc>
@@ -2370,7 +2370,7 @@
                 <w:sz w:val="18"/>
                 <w:szCs w:val="18"/>
               </w:rPr>
-              <w:t xml:space="preserve">Ref. S5</w:t>
+              <w:t xml:space="preserve">-</w:t>
             </w:r>
           </w:p>
         </w:tc>
@@ -3201,7 +3201,7 @@
                 <w:sz w:val="18"/>
                 <w:szCs w:val="18"/>
               </w:rPr>
-              <w:t xml:space="preserve">Ref. S6</w:t>
+              <w:t xml:space="preserve">Ref. S4</w:t>
             </w:r>
           </w:p>
         </w:tc>
@@ -3508,37 +3508,7 @@
           <w:sz w:val="16"/>
           <w:szCs w:val="16"/>
         </w:rPr>
-        <w:t xml:space="preserve">[S4] ── TO BE SUPPLIED: source for U(Ni 3d) = 6.2 eV in LiNiO2.</w:t>
-      </w:r>
-    </w:p>
-    <w:p>
-      <w:pPr>
-        <w:spacing w:after="40" w:before="0" w:line="300"/>
-      </w:pPr>
-      <w:r>
-        <w:rPr>
-          <w:rFonts w:ascii="Times New Roman" w:cs="Times New Roman" w:eastAsia="Times New Roman" w:hAnsi="Times New Roman"/>
-          <w:b w:val="false"/>
-          <w:bCs w:val="false"/>
-          <w:sz w:val="16"/>
-          <w:szCs w:val="16"/>
-        </w:rPr>
-        <w:t xml:space="preserve">[S5] ── TO BE SUPPLIED: source for the antiferromagnetic ordering of LiNiO2.</w:t>
-      </w:r>
-    </w:p>
-    <w:p>
-      <w:pPr>
-        <w:spacing w:after="40" w:before="0" w:line="300"/>
-      </w:pPr>
-      <w:r>
-        <w:rPr>
-          <w:rFonts w:ascii="Times New Roman" w:cs="Times New Roman" w:eastAsia="Times New Roman" w:hAnsi="Times New Roman"/>
-          <w:b w:val="false"/>
-          <w:bCs w:val="false"/>
-          <w:sz w:val="16"/>
-          <w:szCs w:val="16"/>
-        </w:rPr>
-        <w:t xml:space="preserve">[S6] B. M. Wood, M. Dzamba, X. Fu, M. Gao, M. Shuaibi, L. Barroso-Luque, K. Abdelmaqsoud, V. Gharakhanyan, J. R. Kitchin, D. S. Levine, K. Michel, A. Sriram, T. S. Cohen, A. Das, S. J. Sahoo, A. Rizvi, Z. W. Ulissi, C. L. Zitnick, UMA: A family of universal models for atoms, Adv. Neural Inf. Process. Syst. 38 (2025) 143528–143564.</w:t>
+        <w:t xml:space="preserve">[S4] B. M. Wood, M. Dzamba, X. Fu, M. Gao, M. Shuaibi, L. Barroso-Luque, K. Abdelmaqsoud, V. Gharakhanyan, J. R. Kitchin, D. S. Levine, K. Michel, A. Sriram, T. S. Cohen, A. Das, S. J. Sahoo, A. Rizvi, Z. W. Ulissi, C. L. Zitnick, UMA: A family of universal models for atoms, Adv. Neural Inf. Process. Syst. 38 (2025) 143528–143564.</w:t>
       </w:r>
     </w:p>
     <w:sectPr>

--- a/docs/manuscripts/SDCP_DFT_methods_TableS1.docx
+++ b/docs/manuscripts/SDCP_DFT_methods_TableS1.docx
@@ -1080,7 +1080,7 @@
                 <w:sz w:val="18"/>
                 <w:szCs w:val="18"/>
               </w:rPr>
-              <w:t xml:space="preserve">Ref. S3</w:t>
+              <w:t xml:space="preserve">Ref. S3, S4</w:t>
             </w:r>
           </w:p>
         </w:tc>
@@ -3201,7 +3201,7 @@
                 <w:sz w:val="18"/>
                 <w:szCs w:val="18"/>
               </w:rPr>
-              <w:t xml:space="preserve">Ref. S4</w:t>
+              <w:t xml:space="preserve">Ref. S5</w:t>
             </w:r>
           </w:p>
         </w:tc>
@@ -3508,7 +3508,22 @@
           <w:sz w:val="16"/>
           <w:szCs w:val="16"/>
         </w:rPr>
-        <w:t xml:space="preserve">[S4] B. M. Wood, M. Dzamba, X. Fu, M. Gao, M. Shuaibi, L. Barroso-Luque, K. Abdelmaqsoud, V. Gharakhanyan, J. R. Kitchin, D. S. Levine, K. Michel, A. Sriram, T. S. Cohen, A. Das, S. J. Sahoo, A. Rizvi, Z. W. Ulissi, C. L. Zitnick, UMA: A family of universal models for atoms, Adv. Neural Inf. Process. Syst. 38 (2025) 143528–143564.</w:t>
+        <w:t xml:space="preserve">[S4] A. Jain, G. Hautier, S. P. Ong, C. J. Moore, C. C. Fischer, K. A. Persson, G. Ceder, Formation enthalpies by mixing GGA and GGA+U calculations, Phys. Rev. B 84 (2011) 045115. https://doi.org/10.1103/PhysRevB.84.045115.</w:t>
+      </w:r>
+    </w:p>
+    <w:p>
+      <w:pPr>
+        <w:spacing w:after="40" w:before="0" w:line="300"/>
+      </w:pPr>
+      <w:r>
+        <w:rPr>
+          <w:rFonts w:ascii="Times New Roman" w:cs="Times New Roman" w:eastAsia="Times New Roman" w:hAnsi="Times New Roman"/>
+          <w:b w:val="false"/>
+          <w:bCs w:val="false"/>
+          <w:sz w:val="16"/>
+          <w:szCs w:val="16"/>
+        </w:rPr>
+        <w:t xml:space="preserve">[S5] B. M. Wood, M. Dzamba, X. Fu, M. Gao, M. Shuaibi, L. Barroso-Luque, K. Abdelmaqsoud, V. Gharakhanyan, J. R. Kitchin, D. S. Levine, K. Michel, A. Sriram, T. S. Cohen, A. Das, S. J. Sahoo, A. Rizvi, Z. W. Ulissi, C. L. Zitnick, UMA: A family of universal models for atoms, Adv. Neural Inf. Process. Syst. 38 (2025) 143528–143564.</w:t>
       </w:r>
     </w:p>
     <w:sectPr>
